--- a/doc/Informe-V1.docx
+++ b/doc/Informe-V1.docx
@@ -2617,52 +2617,23 @@
         </w:rPr>
         <w:t xml:space="preserve">Tiempos de </w:t>
       </w:r>
-      <w:proofErr w:type="spellStart"/>
-      <w:r>
-        <w:rPr>
-          <w:lang w:val="es-CO"/>
-        </w:rPr>
-        <w:t>ejecucion</w:t>
-      </w:r>
-      <w:proofErr w:type="spellEnd"/>
-      <w:r>
-        <w:rPr>
-          <w:lang w:val="es-CO"/>
-        </w:rPr>
-        <w:t xml:space="preserve"> medidos en la maquina local. Completar con los valores obtenidos al </w:t>
-      </w:r>
-      <w:proofErr w:type="gramStart"/>
-      <w:r>
-        <w:rPr>
-          <w:lang w:val="es-CO"/>
-        </w:rPr>
-        <w:t>ejecutar .</w:t>
-      </w:r>
-      <w:proofErr w:type="gramEnd"/>
-      <w:r>
-        <w:rPr>
-          <w:lang w:val="es-CO"/>
-        </w:rPr>
-        <w:t>/</w:t>
-      </w:r>
-      <w:proofErr w:type="spellStart"/>
-      <w:r>
-        <w:rPr>
-          <w:lang w:val="es-CO"/>
-        </w:rPr>
-        <w:t>gradlew</w:t>
-      </w:r>
-      <w:proofErr w:type="spellEnd"/>
-      <w:r>
-        <w:rPr>
-          <w:lang w:val="es-CO"/>
-        </w:rPr>
-        <w:t xml:space="preserve"> run:</w:t>
+      <w:r>
+        <w:rPr>
+          <w:lang w:val="es-CO"/>
+        </w:rPr>
+        <w:t>ejecución</w:t>
+      </w:r>
+      <w:r>
+        <w:rPr>
+          <w:lang w:val="es-CO"/>
+        </w:rPr>
+        <w:t xml:space="preserve"> medidos en la maquina local. </w:t>
       </w:r>
     </w:p>
     <w:tbl>
       <w:tblPr>
-        <w:tblW w:w="9360" w:type="dxa"/>
+        <w:tblW w:w="11440" w:type="dxa"/>
+        <w:tblInd w:w="-1043" w:type="dxa"/>
         <w:tblBorders>
           <w:top w:val="single" w:sz="4" w:space="0" w:color="auto"/>
           <w:left w:val="single" w:sz="4" w:space="0" w:color="auto"/>
@@ -2682,6 +2653,7 @@
         <w:gridCol w:w="2080"/>
         <w:gridCol w:w="2080"/>
         <w:gridCol w:w="2080"/>
+        <w:gridCol w:w="2080"/>
       </w:tblGrid>
       <w:tr>
         <w:tc>
@@ -2831,33 +2803,17 @@
         <w:tc>
           <w:tcPr>
             <w:tcW w:w="2080" w:type="dxa"/>
-            <w:tcBorders>
-              <w:top w:val="single" w:sz="1" w:space="0" w:color="CCCCCC"/>
-              <w:left w:val="single" w:sz="1" w:space="0" w:color="CCCCCC"/>
-              <w:bottom w:val="single" w:sz="1" w:space="0" w:color="CCCCCC"/>
-              <w:right w:val="single" w:sz="1" w:space="0" w:color="CCCCCC"/>
-            </w:tcBorders>
-            <w:tcMar>
-              <w:top w:w="80" w:type="dxa"/>
-              <w:left w:w="120" w:type="dxa"/>
-              <w:bottom w:w="80" w:type="dxa"/>
-              <w:right w:w="120" w:type="dxa"/>
-            </w:tcMar>
-          </w:tcPr>
-          <w:p>
-            <w:pPr>
-              <w:jc w:val="center"/>
-            </w:pPr>
-            <w:r>
+          </w:tcPr>
+          <w:p>
+            <w:pPr>
+              <w:jc w:val="center"/>
               <w:rPr>
                 <w:b/>
                 <w:bCs/>
                 <w:sz w:val="20"/>
                 <w:szCs w:val="20"/>
               </w:rPr>
-              <w:t>Total (</w:t>
-            </w:r>
-            <w:proofErr w:type="spellStart"/>
+            </w:pPr>
             <w:r>
               <w:rPr>
                 <w:b/>
@@ -2865,9 +2821,9 @@
                 <w:sz w:val="20"/>
                 <w:szCs w:val="20"/>
               </w:rPr>
-              <w:t>ms</w:t>
-            </w:r>
-            <w:proofErr w:type="spellEnd"/>
+              <w:t>Total (</w:t>
+            </w:r>
+            <w:proofErr w:type="spellStart"/>
             <w:r>
               <w:rPr>
                 <w:b/>
@@ -2875,8 +2831,51 @@
                 <w:sz w:val="20"/>
                 <w:szCs w:val="20"/>
               </w:rPr>
+              <w:t>ms</w:t>
+            </w:r>
+            <w:proofErr w:type="spellEnd"/>
+            <w:r>
+              <w:rPr>
+                <w:b/>
+                <w:bCs/>
+                <w:sz w:val="20"/>
+                <w:szCs w:val="20"/>
+              </w:rPr>
               <w:t>)</w:t>
             </w:r>
+          </w:p>
+        </w:tc>
+        <w:tc>
+          <w:tcPr>
+            <w:tcW w:w="2080" w:type="dxa"/>
+            <w:tcBorders>
+              <w:top w:val="single" w:sz="1" w:space="0" w:color="CCCCCC"/>
+              <w:left w:val="single" w:sz="1" w:space="0" w:color="CCCCCC"/>
+              <w:bottom w:val="single" w:sz="1" w:space="0" w:color="CCCCCC"/>
+              <w:right w:val="single" w:sz="1" w:space="0" w:color="CCCCCC"/>
+            </w:tcBorders>
+            <w:tcMar>
+              <w:top w:w="80" w:type="dxa"/>
+              <w:left w:w="120" w:type="dxa"/>
+              <w:bottom w:w="80" w:type="dxa"/>
+              <w:right w:w="120" w:type="dxa"/>
+            </w:tcMar>
+          </w:tcPr>
+          <w:p>
+            <w:pPr>
+              <w:jc w:val="center"/>
+            </w:pPr>
+            <w:proofErr w:type="spellStart"/>
+            <w:r>
+              <w:rPr>
+                <w:b/>
+                <w:bCs/>
+                <w:sz w:val="20"/>
+                <w:szCs w:val="20"/>
+              </w:rPr>
+              <w:t>Registros</w:t>
+            </w:r>
+            <w:proofErr w:type="spellEnd"/>
           </w:p>
         </w:tc>
       </w:tr>
@@ -2971,22 +2970,14 @@
         <w:tc>
           <w:tcPr>
             <w:tcW w:w="2080" w:type="dxa"/>
-            <w:tcBorders>
-              <w:top w:val="single" w:sz="1" w:space="0" w:color="CCCCCC"/>
-              <w:left w:val="single" w:sz="1" w:space="0" w:color="CCCCCC"/>
-              <w:bottom w:val="single" w:sz="1" w:space="0" w:color="CCCCCC"/>
-              <w:right w:val="single" w:sz="1" w:space="0" w:color="CCCCCC"/>
-            </w:tcBorders>
-            <w:tcMar>
-              <w:top w:w="80" w:type="dxa"/>
-              <w:left w:w="120" w:type="dxa"/>
-              <w:bottom w:w="80" w:type="dxa"/>
-              <w:right w:w="120" w:type="dxa"/>
-            </w:tcMar>
-          </w:tcPr>
-          <w:p>
-            <w:pPr>
-              <w:jc w:val="center"/>
+          </w:tcPr>
+          <w:p>
+            <w:pPr>
+              <w:jc w:val="center"/>
+              <w:rPr>
+                <w:sz w:val="20"/>
+                <w:szCs w:val="20"/>
+              </w:rPr>
             </w:pPr>
             <w:r>
               <w:rPr>
@@ -2994,6 +2985,35 @@
                 <w:szCs w:val="20"/>
               </w:rPr>
               <w:t>13045</w:t>
+            </w:r>
+          </w:p>
+        </w:tc>
+        <w:tc>
+          <w:tcPr>
+            <w:tcW w:w="2080" w:type="dxa"/>
+            <w:tcBorders>
+              <w:top w:val="single" w:sz="1" w:space="0" w:color="CCCCCC"/>
+              <w:left w:val="single" w:sz="1" w:space="0" w:color="CCCCCC"/>
+              <w:bottom w:val="single" w:sz="1" w:space="0" w:color="CCCCCC"/>
+              <w:right w:val="single" w:sz="1" w:space="0" w:color="CCCCCC"/>
+            </w:tcBorders>
+            <w:tcMar>
+              <w:top w:w="80" w:type="dxa"/>
+              <w:left w:w="120" w:type="dxa"/>
+              <w:bottom w:w="80" w:type="dxa"/>
+              <w:right w:w="120" w:type="dxa"/>
+            </w:tcMar>
+          </w:tcPr>
+          <w:p>
+            <w:pPr>
+              <w:jc w:val="center"/>
+            </w:pPr>
+            <w:r>
+              <w:rPr>
+                <w:sz w:val="20"/>
+                <w:szCs w:val="20"/>
+              </w:rPr>
+              <w:t>97</w:t>
             </w:r>
           </w:p>
         </w:tc>
@@ -3105,7 +3125,6 @@
           <w:szCs w:val="20"/>
           <w:lang w:val="es-CO"/>
         </w:rPr>
-        <w:lastRenderedPageBreak/>
         <w:t xml:space="preserve">Calculo      </w:t>
       </w:r>
       <w:proofErr w:type="gramStart"/>
@@ -3136,43 +3155,104 @@
         </w:pBdr>
         <w:shd w:val="clear" w:color="auto" w:fill="F3F3F3"/>
         <w:spacing w:after="120"/>
-      </w:pPr>
-      <w:r>
         <w:rPr>
           <w:rFonts w:ascii="Courier New" w:eastAsia="Courier New" w:hAnsi="Courier New" w:cs="Courier New"/>
           <w:sz w:val="20"/>
           <w:szCs w:val="20"/>
         </w:rPr>
-        <w:t xml:space="preserve">Total        </w:t>
-      </w:r>
-      <w:proofErr w:type="gramStart"/>
+      </w:pPr>
       <w:r>
         <w:rPr>
           <w:rFonts w:ascii="Courier New" w:eastAsia="Courier New" w:hAnsi="Courier New" w:cs="Courier New"/>
           <w:sz w:val="20"/>
           <w:szCs w:val="20"/>
         </w:rPr>
-        <w:t xml:space="preserve">  :</w:t>
-      </w:r>
-      <w:proofErr w:type="gramEnd"/>
+        <w:lastRenderedPageBreak/>
+        <w:t xml:space="preserve">Total        </w:t>
+      </w:r>
+      <w:proofErr w:type="gramStart"/>
       <w:r>
         <w:rPr>
           <w:rFonts w:ascii="Courier New" w:eastAsia="Courier New" w:hAnsi="Courier New" w:cs="Courier New"/>
           <w:sz w:val="20"/>
           <w:szCs w:val="20"/>
         </w:rPr>
-        <w:t xml:space="preserve"> XXX </w:t>
-      </w:r>
-      <w:proofErr w:type="spellStart"/>
+        <w:t xml:space="preserve">  :</w:t>
+      </w:r>
+      <w:proofErr w:type="gramEnd"/>
       <w:r>
         <w:rPr>
           <w:rFonts w:ascii="Courier New" w:eastAsia="Courier New" w:hAnsi="Courier New" w:cs="Courier New"/>
           <w:sz w:val="20"/>
           <w:szCs w:val="20"/>
         </w:rPr>
+        <w:t xml:space="preserve"> XXX </w:t>
+      </w:r>
+      <w:proofErr w:type="spellStart"/>
+      <w:r>
+        <w:rPr>
+          <w:rFonts w:ascii="Courier New" w:eastAsia="Courier New" w:hAnsi="Courier New" w:cs="Courier New"/>
+          <w:sz w:val="20"/>
+          <w:szCs w:val="20"/>
+        </w:rPr>
         <w:t>ms</w:t>
       </w:r>
       <w:proofErr w:type="spellEnd"/>
+    </w:p>
+    <w:p>
+      <w:pPr>
+        <w:pBdr>
+          <w:left w:val="single" w:sz="12" w:space="8" w:color="2E75B6"/>
+        </w:pBdr>
+        <w:shd w:val="clear" w:color="auto" w:fill="F3F3F3"/>
+        <w:spacing w:after="120"/>
+        <w:rPr>
+          <w:rFonts w:ascii="Courier New" w:eastAsia="Courier New" w:hAnsi="Courier New" w:cs="Courier New"/>
+          <w:sz w:val="20"/>
+          <w:szCs w:val="20"/>
+        </w:rPr>
+      </w:pPr>
+      <w:proofErr w:type="spellStart"/>
+      <w:r>
+        <w:rPr>
+          <w:rFonts w:ascii="Courier New" w:eastAsia="Courier New" w:hAnsi="Courier New" w:cs="Courier New"/>
+          <w:sz w:val="20"/>
+          <w:szCs w:val="20"/>
+        </w:rPr>
+        <w:t>Registros</w:t>
+      </w:r>
+      <w:proofErr w:type="spellEnd"/>
+      <w:r>
+        <w:rPr>
+          <w:rFonts w:ascii="Courier New" w:eastAsia="Courier New" w:hAnsi="Courier New" w:cs="Courier New"/>
+          <w:sz w:val="20"/>
+          <w:szCs w:val="20"/>
+        </w:rPr>
+        <w:t xml:space="preserve">    </w:t>
+      </w:r>
+      <w:proofErr w:type="gramStart"/>
+      <w:r>
+        <w:rPr>
+          <w:rFonts w:ascii="Courier New" w:eastAsia="Courier New" w:hAnsi="Courier New" w:cs="Courier New"/>
+          <w:sz w:val="20"/>
+          <w:szCs w:val="20"/>
+        </w:rPr>
+        <w:t xml:space="preserve">  :</w:t>
+      </w:r>
+      <w:proofErr w:type="gramEnd"/>
+      <w:r>
+        <w:rPr>
+          <w:rFonts w:ascii="Courier New" w:eastAsia="Courier New" w:hAnsi="Courier New" w:cs="Courier New"/>
+          <w:sz w:val="20"/>
+          <w:szCs w:val="20"/>
+        </w:rPr>
+        <w:t xml:space="preserve"> XXX</w:t>
+      </w:r>
+    </w:p>
+    <w:p>
+      <w:pPr>
+        <w:pStyle w:val="Ttulo1"/>
+      </w:pPr>
     </w:p>
     <w:p>
       <w:pPr>
@@ -3709,22 +3789,6 @@
                 <w:sz w:val="20"/>
                 <w:szCs w:val="20"/>
               </w:rPr>
-              <w:t>ConsoleView</w:t>
-            </w:r>
-            <w:proofErr w:type="spellEnd"/>
-            <w:r>
-              <w:rPr>
-                <w:sz w:val="20"/>
-                <w:szCs w:val="20"/>
-              </w:rPr>
-              <w:t xml:space="preserve">, </w:t>
-            </w:r>
-            <w:proofErr w:type="spellStart"/>
-            <w:r>
-              <w:rPr>
-                <w:sz w:val="20"/>
-                <w:szCs w:val="20"/>
-              </w:rPr>
               <w:t>ExcelView</w:t>
             </w:r>
             <w:proofErr w:type="spellEnd"/>
@@ -3769,7 +3833,7 @@
                 <w:szCs w:val="20"/>
                 <w:lang w:val="es-CO"/>
               </w:rPr>
-              <w:t xml:space="preserve">: consola y </w:t>
+              <w:t xml:space="preserve">: </w:t>
             </w:r>
             <w:proofErr w:type="spellStart"/>
             <w:r>
